--- a/S12_Lab1_Instructions.docx
+++ b/S12_Lab1_Instructions.docx
@@ -234,21 +234,7 @@
         <w:rPr>
           <w:rFonts w:eastAsia="Times New Roman"/>
         </w:rPr>
-        <w:t xml:space="preserve"> de ce laboratoire contient une version plus ou moins identique de la même application. Dans chaque version, il y a une erreur courante dans la mise en place d’</w:t>
-      </w:r>
-      <w:proofErr w:type="spellStart"/>
-      <w:r>
-        <w:rPr>
-          <w:rFonts w:eastAsia="Times New Roman"/>
-        </w:rPr>
-        <w:t>Entity</w:t>
-      </w:r>
-      <w:proofErr w:type="spellEnd"/>
-      <w:r>
-        <w:rPr>
-          <w:rFonts w:eastAsia="Times New Roman"/>
-        </w:rPr>
-        <w:t xml:space="preserve"> Framework.</w:t>
+        <w:t xml:space="preserve"> de ce laboratoire contient une version plus ou moins identique de la même application. Dans chaque version, il y a une erreur courante dans la mise en place d’Entity Framework.</w:t>
       </w:r>
     </w:p>
     <w:p>
@@ -404,6 +390,9 @@
         <w:jc w:val="center"/>
       </w:pPr>
       <w:r>
+        <w:rPr>
+          <w:noProof/>
+        </w:rPr>
         <w:drawing>
           <wp:inline distT="0" distB="0" distL="0" distR="0" wp14:anchorId="6813A798" wp14:editId="04AA6DFC">
             <wp:extent cx="5557589" cy="3103418"/>
@@ -519,17 +508,8 @@
           <w:i/>
           <w:iCs/>
         </w:rPr>
-        <w:t>update-</w:t>
-      </w:r>
-      <w:proofErr w:type="spellStart"/>
-      <w:r>
-        <w:rPr>
-          <w:i/>
-          <w:iCs/>
-        </w:rPr>
-        <w:t>database</w:t>
-      </w:r>
-      <w:proofErr w:type="spellEnd"/>
+        <w:t>update-database</w:t>
+      </w:r>
       <w:r>
         <w:t xml:space="preserve"> comme d’habitude</w:t>
       </w:r>
@@ -703,10 +683,7 @@
           <w:u w:val="single"/>
         </w:rPr>
       </w:pPr>
-    </w:p>
-    <w:p>
-      <w:pPr>
-        <w:spacing w:before="0" w:after="160" w:line="259" w:lineRule="auto"/>
+      <w:r>
         <w:rPr>
           <w:b/>
           <w:bCs/>
@@ -714,7 +691,30 @@
           <w:szCs w:val="28"/>
           <w:u w:val="single"/>
         </w:rPr>
-      </w:pPr>
+        <w:t>Le nom du serveur n’est pas correcte</w:t>
+      </w:r>
+    </w:p>
+    <w:p>
+      <w:pPr>
+        <w:spacing w:before="0" w:after="160" w:line="259" w:lineRule="auto"/>
+        <w:rPr>
+          <w:b/>
+          <w:bCs/>
+          <w:sz w:val="28"/>
+          <w:szCs w:val="28"/>
+          <w:u w:val="single"/>
+        </w:rPr>
+      </w:pPr>
+      <w:r>
+        <w:rPr>
+          <w:b/>
+          <w:bCs/>
+          <w:sz w:val="28"/>
+          <w:szCs w:val="28"/>
+          <w:u w:val="single"/>
+        </w:rPr>
+        <w:t>Affichage-ExplorateurSQLserver-SQLserver-NomServer</w:t>
+      </w:r>
     </w:p>
     <w:p>
       <w:pPr>
@@ -774,17 +774,8 @@
           <w:i/>
           <w:iCs/>
         </w:rPr>
-        <w:t>update-</w:t>
-      </w:r>
-      <w:proofErr w:type="spellStart"/>
-      <w:r>
-        <w:rPr>
-          <w:i/>
-          <w:iCs/>
-        </w:rPr>
-        <w:t>database</w:t>
-      </w:r>
-      <w:proofErr w:type="spellEnd"/>
+        <w:t>update-database</w:t>
+      </w:r>
       <w:r>
         <w:t xml:space="preserve"> comme d’habitude</w:t>
       </w:r>
@@ -962,10 +953,7 @@
           <w:u w:val="single"/>
         </w:rPr>
       </w:pPr>
-    </w:p>
-    <w:p>
-      <w:pPr>
-        <w:spacing w:before="0" w:after="160" w:line="259" w:lineRule="auto"/>
+      <w:r>
         <w:rPr>
           <w:b/>
           <w:bCs/>
@@ -973,7 +961,8 @@
           <w:szCs w:val="28"/>
           <w:u w:val="single"/>
         </w:rPr>
-      </w:pPr>
+        <w:t>Dans le DbContext i n’existait pas un DbSet pour Prodruit, donc il a été créé et une liste doit être retournée dans l’action Index du Contrôleur Produits</w:t>
+      </w:r>
     </w:p>
     <w:p>
       <w:pPr>
@@ -989,10 +978,21 @@
     </w:p>
     <w:p>
       <w:pPr>
+        <w:spacing w:before="0" w:after="160" w:line="259" w:lineRule="auto"/>
+        <w:rPr>
+          <w:b/>
+          <w:bCs/>
+          <w:sz w:val="28"/>
+          <w:szCs w:val="28"/>
+          <w:u w:val="single"/>
+        </w:rPr>
+      </w:pPr>
+    </w:p>
+    <w:p>
+      <w:pPr>
         <w:pStyle w:val="Titre2"/>
       </w:pPr>
       <w:r>
-        <w:lastRenderedPageBreak/>
         <w:t xml:space="preserve">mission </w:t>
       </w:r>
       <w:r>
@@ -1049,17 +1049,8 @@
           <w:i/>
           <w:iCs/>
         </w:rPr>
-        <w:t>update-</w:t>
-      </w:r>
-      <w:proofErr w:type="spellStart"/>
-      <w:r>
-        <w:rPr>
-          <w:i/>
-          <w:iCs/>
-        </w:rPr>
-        <w:t>database</w:t>
-      </w:r>
-      <w:proofErr w:type="spellEnd"/>
+        <w:t>update-database</w:t>
+      </w:r>
       <w:r>
         <w:t xml:space="preserve"> comme d’habitude</w:t>
       </w:r>
@@ -1233,6 +1224,36 @@
           <w:u w:val="single"/>
         </w:rPr>
       </w:pPr>
+      <w:r>
+        <w:rPr>
+          <w:b/>
+          <w:bCs/>
+          <w:sz w:val="28"/>
+          <w:szCs w:val="28"/>
+          <w:u w:val="single"/>
+        </w:rPr>
+        <w:t>Le nom de la connection</w:t>
+      </w:r>
+      <w:r>
+        <w:rPr>
+          <w:b/>
+          <w:bCs/>
+          <w:sz w:val="28"/>
+          <w:szCs w:val="28"/>
+          <w:u w:val="single"/>
+        </w:rPr>
+        <w:t xml:space="preserve"> dans .json</w:t>
+      </w:r>
+      <w:r>
+        <w:rPr>
+          <w:b/>
+          <w:bCs/>
+          <w:sz w:val="28"/>
+          <w:szCs w:val="28"/>
+          <w:u w:val="single"/>
+        </w:rPr>
+        <w:t xml:space="preserve"> ne coïncide pas avec le nom que program.cs appelle</w:t>
+      </w:r>
     </w:p>
     <w:p>
       <w:pPr>
@@ -1297,17 +1318,8 @@
           <w:i/>
           <w:iCs/>
         </w:rPr>
-        <w:t>update-</w:t>
-      </w:r>
-      <w:proofErr w:type="spellStart"/>
-      <w:r>
-        <w:rPr>
-          <w:i/>
-          <w:iCs/>
-        </w:rPr>
-        <w:t>database</w:t>
-      </w:r>
-      <w:proofErr w:type="spellEnd"/>
+        <w:t>update-database</w:t>
+      </w:r>
       <w:r>
         <w:t xml:space="preserve"> comme d’habitude</w:t>
       </w:r>
@@ -1324,21 +1336,12 @@
       <w:r>
         <w:t xml:space="preserve">Allez au formulaire </w:t>
       </w:r>
-      <w:proofErr w:type="spellStart"/>
       <w:r>
         <w:rPr>
           <w:b/>
           <w:bCs/>
         </w:rPr>
-        <w:t>Create</w:t>
-      </w:r>
-      <w:proofErr w:type="spellEnd"/>
-      <w:r>
-        <w:rPr>
-          <w:b/>
-          <w:bCs/>
-        </w:rPr>
-        <w:t xml:space="preserve"> </w:t>
+        <w:t xml:space="preserve">Create </w:t>
       </w:r>
       <w:r>
         <w:t xml:space="preserve">de </w:t>
@@ -1519,6 +1522,16 @@
           <w:u w:val="single"/>
         </w:rPr>
       </w:pPr>
+      <w:r>
+        <w:rPr>
+          <w:b/>
+          <w:bCs/>
+          <w:sz w:val="28"/>
+          <w:szCs w:val="28"/>
+          <w:u w:val="single"/>
+        </w:rPr>
+        <w:t>Lecontrôleur Create(Get) n’était pas complete et le model requis pour la view devait être le ViewModel Produit_VM</w:t>
+      </w:r>
     </w:p>
     <w:p>
       <w:pPr>
@@ -1583,17 +1596,8 @@
           <w:i/>
           <w:iCs/>
         </w:rPr>
-        <w:t>update-</w:t>
-      </w:r>
-      <w:proofErr w:type="spellStart"/>
-      <w:r>
-        <w:rPr>
-          <w:i/>
-          <w:iCs/>
-        </w:rPr>
-        <w:t>database</w:t>
-      </w:r>
-      <w:proofErr w:type="spellEnd"/>
+        <w:t>update-database</w:t>
+      </w:r>
       <w:r>
         <w:t xml:space="preserve"> comme d’habitude</w:t>
       </w:r>
@@ -1771,18 +1775,6 @@
     </w:p>
     <w:p>
       <w:pPr>
-        <w:spacing w:before="0" w:after="160" w:line="259" w:lineRule="auto"/>
-        <w:rPr>
-          <w:b/>
-          <w:bCs/>
-          <w:sz w:val="28"/>
-          <w:szCs w:val="28"/>
-          <w:u w:val="single"/>
-        </w:rPr>
-      </w:pPr>
-    </w:p>
-    <w:p>
-      <w:pPr>
         <w:pStyle w:val="Titre2"/>
       </w:pPr>
       <w:r>
@@ -1832,17 +1824,8 @@
           <w:i/>
           <w:iCs/>
         </w:rPr>
-        <w:t>update-</w:t>
-      </w:r>
-      <w:proofErr w:type="spellStart"/>
-      <w:r>
-        <w:rPr>
-          <w:i/>
-          <w:iCs/>
-        </w:rPr>
-        <w:t>database</w:t>
-      </w:r>
-      <w:proofErr w:type="spellEnd"/>
+        <w:t>update-database</w:t>
+      </w:r>
       <w:r>
         <w:t xml:space="preserve"> comme d’habitude</w:t>
       </w:r>
@@ -2008,20 +1991,8 @@
           <w:szCs w:val="28"/>
           <w:u w:val="single"/>
         </w:rPr>
-        <w:t xml:space="preserve">Missions </w:t>
-      </w:r>
-      <w:proofErr w:type="gramStart"/>
-      <w:r>
-        <w:rPr>
-          <w:b/>
-          <w:bCs/>
-          <w:sz w:val="28"/>
-          <w:szCs w:val="28"/>
-          <w:u w:val="single"/>
-        </w:rPr>
-        <w:t>accomplies!!!</w:t>
-      </w:r>
-      <w:proofErr w:type="gramEnd"/>
+        <w:t>Missions accomplies!!!</w:t>
+      </w:r>
     </w:p>
     <w:sectPr>
       <w:headerReference w:type="default" r:id="rId16"/>
@@ -8622,21 +8593,6 @@
 </file>
 
 <file path=customXml/item1.xml><?xml version="1.0" encoding="utf-8"?>
-<p:properties xmlns:p="http://schemas.microsoft.com/office/2006/metadata/properties" xmlns:xsi="http://www.w3.org/2001/XMLSchema-instance" xmlns:pc="http://schemas.microsoft.com/office/infopath/2007/PartnerControls">
-  <documentManagement/>
-</p:properties>
-</file>
-
-<file path=customXml/item2.xml><?xml version="1.0" encoding="utf-8"?>
-<?mso-contentType ?>
-<FormTemplates xmlns="http://schemas.microsoft.com/sharepoint/v3/contenttype/forms">
-  <Display>DocumentLibraryForm</Display>
-  <Edit>DocumentLibraryForm</Edit>
-  <New>DocumentLibraryForm</New>
-</FormTemplates>
-</file>
-
-<file path=customXml/item3.xml><?xml version="1.0" encoding="utf-8"?>
 <ct:contentTypeSchema xmlns:ct="http://schemas.microsoft.com/office/2006/metadata/contentType" xmlns:ma="http://schemas.microsoft.com/office/2006/metadata/properties/metaAttributes" ct:_="" ma:_="" ma:contentTypeName="Document" ma:contentTypeID="0x010100354AEAE9FD62D747A26A546E5B1B5735" ma:contentTypeVersion="7" ma:contentTypeDescription="Crée un document." ma:contentTypeScope="" ma:versionID="43b763fe9aa20b7a2976a5e019d82dbf">
   <xsd:schema xmlns:xsd="http://www.w3.org/2001/XMLSchema" xmlns:xs="http://www.w3.org/2001/XMLSchema" xmlns:p="http://schemas.microsoft.com/office/2006/metadata/properties" xmlns:ns2="071933db-0376-4694-9786-b56cb37c4ec2" targetNamespace="http://schemas.microsoft.com/office/2006/metadata/properties" ma:root="true" ma:fieldsID="d5c90ae6c1ec6ed317c9f5feddaf7a33" ns2:_="">
     <xsd:import namespace="071933db-0376-4694-9786-b56cb37c4ec2"/>
@@ -8800,24 +8756,22 @@
 </ct:contentTypeSchema>
 </file>
 
-<file path=customXml/itemProps1.xml><?xml version="1.0" encoding="utf-8"?>
-<ds:datastoreItem xmlns:ds="http://schemas.openxmlformats.org/officeDocument/2006/customXml" ds:itemID="{2C36E056-BA2C-4A1F-9580-242C9B36FE70}">
-  <ds:schemaRefs>
-    <ds:schemaRef ds:uri="http://schemas.microsoft.com/office/2006/metadata/properties"/>
-    <ds:schemaRef ds:uri="http://schemas.microsoft.com/office/infopath/2007/PartnerControls"/>
-  </ds:schemaRefs>
-</ds:datastoreItem>
+<file path=customXml/item2.xml><?xml version="1.0" encoding="utf-8"?>
+<?mso-contentType ?>
+<FormTemplates xmlns="http://schemas.microsoft.com/sharepoint/v3/contenttype/forms">
+  <Display>DocumentLibraryForm</Display>
+  <Edit>DocumentLibraryForm</Edit>
+  <New>DocumentLibraryForm</New>
+</FormTemplates>
 </file>
 
-<file path=customXml/itemProps2.xml><?xml version="1.0" encoding="utf-8"?>
-<ds:datastoreItem xmlns:ds="http://schemas.openxmlformats.org/officeDocument/2006/customXml" ds:itemID="{F6194C16-5FE5-4670-BEC8-3D6DD9380312}">
-  <ds:schemaRefs>
-    <ds:schemaRef ds:uri="http://schemas.microsoft.com/sharepoint/v3/contenttype/forms"/>
-  </ds:schemaRefs>
-</ds:datastoreItem>
+<file path=customXml/item3.xml><?xml version="1.0" encoding="utf-8"?>
+<p:properties xmlns:p="http://schemas.microsoft.com/office/2006/metadata/properties" xmlns:xsi="http://www.w3.org/2001/XMLSchema-instance" xmlns:pc="http://schemas.microsoft.com/office/infopath/2007/PartnerControls">
+  <documentManagement/>
+</p:properties>
 </file>
 
-<file path=customXml/itemProps3.xml><?xml version="1.0" encoding="utf-8"?>
+<file path=customXml/itemProps1.xml><?xml version="1.0" encoding="utf-8"?>
 <ds:datastoreItem xmlns:ds="http://schemas.openxmlformats.org/officeDocument/2006/customXml" ds:itemID="{5C3A06EC-DC03-4D65-AA15-C6B9D68C1ED0}">
   <ds:schemaRefs>
     <ds:schemaRef ds:uri="http://schemas.microsoft.com/office/2006/metadata/contentType"/>
@@ -8833,4 +8787,21 @@
     <ds:schemaRef ds:uri="http://schemas.microsoft.com/internal/obd"/>
   </ds:schemaRefs>
 </ds:datastoreItem>
+</file>
+
+<file path=customXml/itemProps2.xml><?xml version="1.0" encoding="utf-8"?>
+<ds:datastoreItem xmlns:ds="http://schemas.openxmlformats.org/officeDocument/2006/customXml" ds:itemID="{F6194C16-5FE5-4670-BEC8-3D6DD9380312}">
+  <ds:schemaRefs>
+    <ds:schemaRef ds:uri="http://schemas.microsoft.com/sharepoint/v3/contenttype/forms"/>
+  </ds:schemaRefs>
+</ds:datastoreItem>
+</file>
+
+<file path=customXml/itemProps3.xml><?xml version="1.0" encoding="utf-8"?>
+<ds:datastoreItem xmlns:ds="http://schemas.openxmlformats.org/officeDocument/2006/customXml" ds:itemID="{2C36E056-BA2C-4A1F-9580-242C9B36FE70}">
+  <ds:schemaRefs>
+    <ds:schemaRef ds:uri="http://schemas.microsoft.com/office/2006/metadata/properties"/>
+    <ds:schemaRef ds:uri="http://schemas.microsoft.com/office/infopath/2007/PartnerControls"/>
+  </ds:schemaRefs>
+</ds:datastoreItem>
 </file>